--- a/output/SmartDoc-RAG智能应用说明.docx
+++ b/output/SmartDoc-RAG智能应用说明.docx
@@ -88,7 +88,7 @@
         <w:rPr>
           <w:rFonts w:ascii="Times New Roman" w:eastAsia="宋体" w:hAnsi="Times New Roman"/>
         </w:rPr>
-        <w:t>课程</w:t>
+        <w:t>课程：开源软件构建技术</w:t>
       </w:r>
       <w:r>
         <w:rPr>
@@ -100,7 +100,7 @@
         <w:rPr>
           <w:rFonts w:ascii="Times New Roman" w:eastAsia="宋体" w:hAnsi="Times New Roman"/>
         </w:rPr>
-        <w:t>开源软件构建技术</w:t>
+        <w:t>第七章</w:t>
       </w:r>
       <w:r>
         <w:rPr>
@@ -112,18 +112,6 @@
         <w:rPr>
           <w:rFonts w:ascii="Times New Roman" w:eastAsia="宋体" w:hAnsi="Times New Roman"/>
         </w:rPr>
-        <w:t>第七章</w:t>
-      </w:r>
-      <w:r>
-        <w:rPr>
-          <w:rFonts w:ascii="Times New Roman" w:eastAsia="宋体" w:hAnsi="Times New Roman"/>
-        </w:rPr>
-        <w:t xml:space="preserve"> </w:t>
-      </w:r>
-      <w:r>
-        <w:rPr>
-          <w:rFonts w:ascii="Times New Roman" w:eastAsia="宋体" w:hAnsi="Times New Roman"/>
-        </w:rPr>
         <w:t>智能应用开发</w:t>
       </w:r>
     </w:p>
@@ -137,64 +125,68 @@
         <w:rPr>
           <w:rFonts w:ascii="Times New Roman" w:eastAsia="宋体" w:hAnsi="Times New Roman"/>
         </w:rPr>
-        <w:t>开源仓库</w:t>
-      </w:r>
-      <w:r>
-        <w:rPr>
-          <w:rFonts w:ascii="Times New Roman" w:eastAsia="宋体" w:hAnsi="Times New Roman"/>
-        </w:rPr>
-        <w:t xml:space="preserve"> https://github.com/Zhoubin601/SmartDoc-RAG</w:t>
-      </w:r>
-    </w:p>
-    <w:p>
-      <w:pPr>
-        <w:rPr>
-          <w:rFonts w:ascii="Times New Roman" w:eastAsia="宋体" w:hAnsi="Times New Roman"/>
-        </w:rPr>
-      </w:pPr>
-      <w:r>
-        <w:rPr>
-          <w:rFonts w:ascii="Times New Roman" w:eastAsia="宋体" w:hAnsi="Times New Roman"/>
-        </w:rPr>
-        <w:t>开源许可</w:t>
-      </w:r>
-      <w:r>
-        <w:rPr>
-          <w:rFonts w:ascii="Times New Roman" w:eastAsia="宋体" w:hAnsi="Times New Roman"/>
-        </w:rPr>
-        <w:t xml:space="preserve"> MIT</w:t>
-      </w:r>
-    </w:p>
-    <w:p>
-      <w:pPr>
-        <w:rPr>
-          <w:rFonts w:ascii="Times New Roman" w:eastAsia="宋体" w:hAnsi="Times New Roman"/>
-        </w:rPr>
-      </w:pPr>
-      <w:r>
-        <w:rPr>
-          <w:rFonts w:ascii="Times New Roman" w:eastAsia="宋体" w:hAnsi="Times New Roman"/>
-        </w:rPr>
-        <w:t>项目说明</w:t>
-      </w:r>
-      <w:r>
-        <w:rPr>
-          <w:rFonts w:ascii="Times New Roman" w:eastAsia="宋体" w:hAnsi="Times New Roman"/>
-        </w:rPr>
-        <w:t xml:space="preserve"> </w:t>
-      </w:r>
-      <w:r>
-        <w:rPr>
-          <w:rFonts w:ascii="Times New Roman" w:eastAsia="宋体" w:hAnsi="Times New Roman"/>
-        </w:rPr>
-        <w:t>仓库根</w:t>
-      </w:r>
-      <w:r>
-        <w:rPr>
-          <w:rFonts w:ascii="Times New Roman" w:eastAsia="宋体" w:hAnsi="Times New Roman"/>
-        </w:rPr>
-        <w:t xml:space="preserve"> README.md</w:t>
-      </w:r>
+        <w:t>开源仓库：</w:t>
+      </w:r>
+      <w:hyperlink r:id="rId6">
+        <w:r>
+          <w:rPr>
+            <w:rFonts w:ascii="Times New Roman" w:hAnsi="Times New Roman"/>
+            <w:color w:val="2563EB"/>
+            <w:u w:val="single"/>
+          </w:rPr>
+          <w:t>https://github.com/Zhoubin601/SmartDoc-RAG</w:t>
+        </w:r>
+      </w:hyperlink>
+    </w:p>
+    <w:p>
+      <w:pPr>
+        <w:rPr>
+          <w:rFonts w:ascii="Times New Roman" w:eastAsia="宋体" w:hAnsi="Times New Roman"/>
+        </w:rPr>
+      </w:pPr>
+      <w:r>
+        <w:rPr>
+          <w:rFonts w:ascii="Times New Roman" w:eastAsia="宋体" w:hAnsi="Times New Roman"/>
+        </w:rPr>
+        <w:t>开源许可：</w:t>
+      </w:r>
+      <w:r>
+        <w:rPr>
+          <w:rFonts w:ascii="Times New Roman" w:eastAsia="宋体" w:hAnsi="Times New Roman"/>
+        </w:rPr>
+        <w:t>MIT</w:t>
+      </w:r>
+    </w:p>
+    <w:p>
+      <w:pPr>
+        <w:rPr>
+          <w:rFonts w:ascii="Times New Roman" w:eastAsia="宋体" w:hAnsi="Times New Roman"/>
+        </w:rPr>
+      </w:pPr>
+      <w:r>
+        <w:rPr>
+          <w:rFonts w:ascii="Times New Roman" w:eastAsia="宋体" w:hAnsi="Times New Roman"/>
+        </w:rPr>
+        <w:t>项目说明：</w:t>
+      </w:r>
+      <w:hyperlink r:id="rId7">
+        <w:r>
+          <w:rPr>
+            <w:rFonts w:ascii="Times New Roman" w:hAnsi="Times New Roman"/>
+            <w:color w:val="2563EB"/>
+            <w:u w:val="single"/>
+          </w:rPr>
+          <w:t>仓库根</w:t>
+        </w:r>
+        <w:r>
+          <w:rPr>
+            <w:rFonts w:ascii="Times New Roman" w:hAnsi="Times New Roman"/>
+            <w:color w:val="2563EB"/>
+            <w:u w:val="single"/>
+          </w:rPr>
+          <w:t xml:space="preserve"> README.md</w:t>
+        </w:r>
+      </w:hyperlink>
     </w:p>
     <w:p>
       <w:pPr>
@@ -1306,7 +1298,43 @@
         <w:rPr>
           <w:rFonts w:ascii="Times New Roman" w:eastAsia="宋体" w:hAnsi="Times New Roman"/>
         </w:rPr>
-        <w:t>先安装</w:t>
+        <w:t>运行环境要求</w:t>
+      </w:r>
+      <w:r>
+        <w:rPr>
+          <w:rFonts w:ascii="Times New Roman" w:eastAsia="宋体" w:hAnsi="Times New Roman"/>
+        </w:rPr>
+        <w:t xml:space="preserve"> Python 3.10+</w:t>
+      </w:r>
+      <w:r>
+        <w:rPr>
+          <w:rFonts w:ascii="Times New Roman" w:eastAsia="宋体" w:hAnsi="Times New Roman"/>
+        </w:rPr>
+        <w:t>（测试环境为</w:t>
+      </w:r>
+      <w:r>
+        <w:rPr>
+          <w:rFonts w:ascii="Times New Roman" w:eastAsia="宋体" w:hAnsi="Times New Roman"/>
+        </w:rPr>
+        <w:t xml:space="preserve"> Windows</w:t>
+      </w:r>
+      <w:r>
+        <w:rPr>
+          <w:rFonts w:ascii="Times New Roman" w:eastAsia="宋体" w:hAnsi="Times New Roman"/>
+        </w:rPr>
+        <w:t>、</w:t>
+      </w:r>
+      <w:r>
+        <w:rPr>
+          <w:rFonts w:ascii="Times New Roman" w:eastAsia="宋体" w:hAnsi="Times New Roman"/>
+        </w:rPr>
+        <w:t>Python 3.13.5</w:t>
+      </w:r>
+      <w:r>
+        <w:rPr>
+          <w:rFonts w:ascii="Times New Roman" w:eastAsia="宋体" w:hAnsi="Times New Roman"/>
+        </w:rPr>
+        <w:t>）。先安装</w:t>
       </w:r>
       <w:r>
         <w:rPr>
@@ -1350,13 +1378,13 @@
         <w:spacing w:after="40" w:line="240" w:lineRule="auto"/>
         <w:ind w:left="227"/>
         <w:rPr>
-          <w:rFonts w:ascii="Times New Roman" w:eastAsia="宋体" w:hAnsi="Times New Roman"/>
-          <w:sz w:val="18"/>
-        </w:rPr>
-      </w:pPr>
-      <w:r>
-        <w:rPr>
-          <w:rFonts w:ascii="Times New Roman" w:eastAsia="宋体" w:hAnsi="Times New Roman"/>
+          <w:rFonts w:ascii="Consolas" w:eastAsia="宋体" w:hAnsi="Consolas" w:hint="eastAsia"/>
+          <w:sz w:val="18"/>
+        </w:rPr>
+      </w:pPr>
+      <w:r>
+        <w:rPr>
+          <w:rFonts w:ascii="Consolas" w:eastAsia="宋体" w:hAnsi="Consolas"/>
           <w:sz w:val="18"/>
         </w:rPr>
         <w:t>python -m venv .venv</w:t>
@@ -1367,13 +1395,13 @@
         <w:spacing w:after="40" w:line="240" w:lineRule="auto"/>
         <w:ind w:left="227"/>
         <w:rPr>
-          <w:rFonts w:ascii="Times New Roman" w:eastAsia="宋体" w:hAnsi="Times New Roman"/>
-          <w:sz w:val="18"/>
-        </w:rPr>
-      </w:pPr>
-      <w:r>
-        <w:rPr>
-          <w:rFonts w:ascii="Times New Roman" w:eastAsia="宋体" w:hAnsi="Times New Roman"/>
+          <w:rFonts w:ascii="Consolas" w:eastAsia="宋体" w:hAnsi="Consolas" w:hint="eastAsia"/>
+          <w:sz w:val="18"/>
+        </w:rPr>
+      </w:pPr>
+      <w:r>
+        <w:rPr>
+          <w:rFonts w:ascii="Consolas" w:eastAsia="宋体" w:hAnsi="Consolas"/>
           <w:sz w:val="18"/>
         </w:rPr>
         <w:t>.venv\Scripts\Activate.ps1</w:t>
@@ -1384,13 +1412,13 @@
         <w:spacing w:after="40" w:line="240" w:lineRule="auto"/>
         <w:ind w:left="227"/>
         <w:rPr>
-          <w:rFonts w:ascii="Times New Roman" w:eastAsia="宋体" w:hAnsi="Times New Roman"/>
-          <w:sz w:val="18"/>
-        </w:rPr>
-      </w:pPr>
-      <w:r>
-        <w:rPr>
-          <w:rFonts w:ascii="Times New Roman" w:eastAsia="宋体" w:hAnsi="Times New Roman"/>
+          <w:rFonts w:ascii="Consolas" w:eastAsia="宋体" w:hAnsi="Consolas" w:hint="eastAsia"/>
+          <w:sz w:val="18"/>
+        </w:rPr>
+      </w:pPr>
+      <w:r>
+        <w:rPr>
+          <w:rFonts w:ascii="Consolas" w:eastAsia="宋体" w:hAnsi="Consolas"/>
           <w:sz w:val="18"/>
         </w:rPr>
         <w:t>python -m pip install -r requirements.txt</w:t>
@@ -1401,13 +1429,13 @@
         <w:spacing w:after="40" w:line="240" w:lineRule="auto"/>
         <w:ind w:left="227"/>
         <w:rPr>
-          <w:rFonts w:ascii="Times New Roman" w:eastAsia="宋体" w:hAnsi="Times New Roman"/>
-          <w:sz w:val="18"/>
-        </w:rPr>
-      </w:pPr>
-      <w:r>
-        <w:rPr>
-          <w:rFonts w:ascii="Times New Roman" w:eastAsia="宋体" w:hAnsi="Times New Roman"/>
+          <w:rFonts w:ascii="Consolas" w:eastAsia="宋体" w:hAnsi="Consolas" w:hint="eastAsia"/>
+          <w:sz w:val="18"/>
+        </w:rPr>
+      </w:pPr>
+      <w:r>
+        <w:rPr>
+          <w:rFonts w:ascii="Consolas" w:eastAsia="宋体" w:hAnsi="Consolas"/>
           <w:sz w:val="18"/>
         </w:rPr>
         <w:t>Copy-Item .env.example .env</w:t>
@@ -1418,13 +1446,13 @@
         <w:spacing w:after="40" w:line="240" w:lineRule="auto"/>
         <w:ind w:left="227"/>
         <w:rPr>
-          <w:rFonts w:ascii="Times New Roman" w:eastAsia="宋体" w:hAnsi="Times New Roman"/>
-          <w:sz w:val="18"/>
-        </w:rPr>
-      </w:pPr>
-      <w:r>
-        <w:rPr>
-          <w:rFonts w:ascii="Times New Roman" w:eastAsia="宋体" w:hAnsi="Times New Roman"/>
+          <w:rFonts w:ascii="Consolas" w:eastAsia="宋体" w:hAnsi="Consolas" w:hint="eastAsia"/>
+          <w:sz w:val="18"/>
+        </w:rPr>
+      </w:pPr>
+      <w:r>
+        <w:rPr>
+          <w:rFonts w:ascii="Consolas" w:eastAsia="宋体" w:hAnsi="Consolas"/>
           <w:sz w:val="18"/>
         </w:rPr>
         <w:t>python -m streamlit run app.py</w:t>
@@ -1472,13 +1500,13 @@
         <w:spacing w:after="40" w:line="240" w:lineRule="auto"/>
         <w:ind w:left="227"/>
         <w:rPr>
-          <w:rFonts w:ascii="Times New Roman" w:eastAsia="宋体" w:hAnsi="Times New Roman"/>
-          <w:sz w:val="18"/>
-        </w:rPr>
-      </w:pPr>
-      <w:r>
-        <w:rPr>
-          <w:rFonts w:ascii="Times New Roman" w:eastAsia="宋体" w:hAnsi="Times New Roman"/>
+          <w:rFonts w:ascii="Consolas" w:eastAsia="宋体" w:hAnsi="Consolas" w:hint="eastAsia"/>
+          <w:sz w:val="18"/>
+        </w:rPr>
+      </w:pPr>
+      <w:r>
+        <w:rPr>
+          <w:rFonts w:ascii="Consolas" w:eastAsia="宋体" w:hAnsi="Consolas"/>
           <w:sz w:val="18"/>
         </w:rPr>
         <w:t>OPENAI_API_KEY=replace-with-your-own-key</w:t>
@@ -1489,13 +1517,13 @@
         <w:spacing w:after="40" w:line="240" w:lineRule="auto"/>
         <w:ind w:left="227"/>
         <w:rPr>
-          <w:rFonts w:ascii="Times New Roman" w:eastAsia="宋体" w:hAnsi="Times New Roman"/>
-          <w:sz w:val="18"/>
-        </w:rPr>
-      </w:pPr>
-      <w:r>
-        <w:rPr>
-          <w:rFonts w:ascii="Times New Roman" w:eastAsia="宋体" w:hAnsi="Times New Roman"/>
+          <w:rFonts w:ascii="Consolas" w:eastAsia="宋体" w:hAnsi="Consolas" w:hint="eastAsia"/>
+          <w:sz w:val="18"/>
+        </w:rPr>
+      </w:pPr>
+      <w:r>
+        <w:rPr>
+          <w:rFonts w:ascii="Consolas" w:eastAsia="宋体" w:hAnsi="Consolas"/>
           <w:sz w:val="18"/>
         </w:rPr>
         <w:t>OPENAI_BASE_URL=https://api.deepseek.com</w:t>
@@ -1506,13 +1534,13 @@
         <w:spacing w:after="40" w:line="240" w:lineRule="auto"/>
         <w:ind w:left="227"/>
         <w:rPr>
-          <w:rFonts w:ascii="Times New Roman" w:eastAsia="宋体" w:hAnsi="Times New Roman"/>
-          <w:sz w:val="18"/>
-        </w:rPr>
-      </w:pPr>
-      <w:r>
-        <w:rPr>
-          <w:rFonts w:ascii="Times New Roman" w:eastAsia="宋体" w:hAnsi="Times New Roman"/>
+          <w:rFonts w:ascii="Consolas" w:eastAsia="宋体" w:hAnsi="Consolas" w:hint="eastAsia"/>
+          <w:sz w:val="18"/>
+        </w:rPr>
+      </w:pPr>
+      <w:r>
+        <w:rPr>
+          <w:rFonts w:ascii="Consolas" w:eastAsia="宋体" w:hAnsi="Consolas"/>
           <w:sz w:val="18"/>
         </w:rPr>
         <w:t>MODEL_NAME=deepseek-flash</w:t>
@@ -1523,13 +1551,13 @@
         <w:spacing w:after="40" w:line="240" w:lineRule="auto"/>
         <w:ind w:left="227"/>
         <w:rPr>
-          <w:rFonts w:ascii="Times New Roman" w:eastAsia="宋体" w:hAnsi="Times New Roman"/>
-          <w:sz w:val="18"/>
-        </w:rPr>
-      </w:pPr>
-      <w:r>
-        <w:rPr>
-          <w:rFonts w:ascii="Times New Roman" w:eastAsia="宋体" w:hAnsi="Times New Roman"/>
+          <w:rFonts w:ascii="Consolas" w:eastAsia="宋体" w:hAnsi="Consolas" w:hint="eastAsia"/>
+          <w:sz w:val="18"/>
+        </w:rPr>
+      </w:pPr>
+      <w:r>
+        <w:rPr>
+          <w:rFonts w:ascii="Consolas" w:eastAsia="宋体" w:hAnsi="Consolas"/>
           <w:sz w:val="18"/>
         </w:rPr>
         <w:t>TEMPERATURE=0.3</w:t>
@@ -1540,13 +1568,13 @@
         <w:spacing w:after="40" w:line="240" w:lineRule="auto"/>
         <w:ind w:left="227"/>
         <w:rPr>
-          <w:rFonts w:ascii="Times New Roman" w:eastAsia="宋体" w:hAnsi="Times New Roman"/>
-          <w:sz w:val="18"/>
-        </w:rPr>
-      </w:pPr>
-      <w:r>
-        <w:rPr>
-          <w:rFonts w:ascii="Times New Roman" w:eastAsia="宋体" w:hAnsi="Times New Roman"/>
+          <w:rFonts w:ascii="Consolas" w:eastAsia="宋体" w:hAnsi="Consolas" w:hint="eastAsia"/>
+          <w:sz w:val="18"/>
+        </w:rPr>
+      </w:pPr>
+      <w:r>
+        <w:rPr>
+          <w:rFonts w:ascii="Consolas" w:eastAsia="宋体" w:hAnsi="Consolas"/>
           <w:sz w:val="18"/>
         </w:rPr>
         <w:t>CHUNK_SIZE=600</w:t>
@@ -1557,13 +1585,13 @@
         <w:spacing w:after="40" w:line="240" w:lineRule="auto"/>
         <w:ind w:left="227"/>
         <w:rPr>
-          <w:rFonts w:ascii="Times New Roman" w:eastAsia="宋体" w:hAnsi="Times New Roman"/>
-          <w:sz w:val="18"/>
-        </w:rPr>
-      </w:pPr>
-      <w:r>
-        <w:rPr>
-          <w:rFonts w:ascii="Times New Roman" w:eastAsia="宋体" w:hAnsi="Times New Roman"/>
+          <w:rFonts w:ascii="Consolas" w:eastAsia="宋体" w:hAnsi="Consolas" w:hint="eastAsia"/>
+          <w:sz w:val="18"/>
+        </w:rPr>
+      </w:pPr>
+      <w:r>
+        <w:rPr>
+          <w:rFonts w:ascii="Consolas" w:eastAsia="宋体" w:hAnsi="Consolas"/>
           <w:sz w:val="18"/>
         </w:rPr>
         <w:t>CHUNK_OVERLAP=100</w:t>
@@ -1574,13 +1602,13 @@
         <w:spacing w:after="40" w:line="240" w:lineRule="auto"/>
         <w:ind w:left="227"/>
         <w:rPr>
-          <w:rFonts w:ascii="Times New Roman" w:eastAsia="宋体" w:hAnsi="Times New Roman"/>
-          <w:sz w:val="18"/>
-        </w:rPr>
-      </w:pPr>
-      <w:r>
-        <w:rPr>
-          <w:rFonts w:ascii="Times New Roman" w:eastAsia="宋体" w:hAnsi="Times New Roman"/>
+          <w:rFonts w:ascii="Consolas" w:eastAsia="宋体" w:hAnsi="Consolas" w:hint="eastAsia"/>
+          <w:sz w:val="18"/>
+        </w:rPr>
+      </w:pPr>
+      <w:r>
+        <w:rPr>
+          <w:rFonts w:ascii="Consolas" w:eastAsia="宋体" w:hAnsi="Consolas"/>
           <w:sz w:val="18"/>
         </w:rPr>
         <w:t>TOP_K=4</w:t>
@@ -1850,13 +1878,13 @@
         <w:spacing w:after="40" w:line="240" w:lineRule="auto"/>
         <w:ind w:left="227"/>
         <w:rPr>
-          <w:rFonts w:ascii="Times New Roman" w:eastAsia="宋体" w:hAnsi="Times New Roman"/>
-          <w:sz w:val="18"/>
-        </w:rPr>
-      </w:pPr>
-      <w:r>
-        <w:rPr>
-          <w:rFonts w:ascii="Times New Roman" w:eastAsia="宋体" w:hAnsi="Times New Roman"/>
+          <w:rFonts w:ascii="Consolas" w:eastAsia="宋体" w:hAnsi="Consolas" w:hint="eastAsia"/>
+          <w:sz w:val="18"/>
+        </w:rPr>
+      </w:pPr>
+      <w:r>
+        <w:rPr>
+          <w:rFonts w:ascii="Consolas" w:eastAsia="宋体" w:hAnsi="Consolas"/>
           <w:sz w:val="18"/>
         </w:rPr>
         <w:t>python -m pytest tests -v</w:t>
@@ -1867,13 +1895,13 @@
         <w:spacing w:after="40" w:line="240" w:lineRule="auto"/>
         <w:ind w:left="227"/>
         <w:rPr>
-          <w:rFonts w:ascii="Times New Roman" w:eastAsia="宋体" w:hAnsi="Times New Roman"/>
-          <w:sz w:val="18"/>
-        </w:rPr>
-      </w:pPr>
-      <w:r>
-        <w:rPr>
-          <w:rFonts w:ascii="Times New Roman" w:eastAsia="宋体" w:hAnsi="Times New Roman"/>
+          <w:rFonts w:ascii="Consolas" w:eastAsia="宋体" w:hAnsi="Consolas" w:hint="eastAsia"/>
+          <w:sz w:val="18"/>
+        </w:rPr>
+      </w:pPr>
+      <w:r>
+        <w:rPr>
+          <w:rFonts w:ascii="Consolas" w:eastAsia="宋体" w:hAnsi="Consolas"/>
           <w:sz w:val="18"/>
         </w:rPr>
         <w:t>python tests/benchmark/run_eval.py</w:t>
@@ -1884,34 +1912,34 @@
         <w:spacing w:after="40" w:line="240" w:lineRule="auto"/>
         <w:ind w:left="227"/>
         <w:rPr>
-          <w:rFonts w:ascii="Times New Roman" w:eastAsia="宋体" w:hAnsi="Times New Roman"/>
-          <w:sz w:val="18"/>
-        </w:rPr>
-      </w:pPr>
-      <w:r>
-        <w:rPr>
-          <w:rFonts w:ascii="Times New Roman" w:eastAsia="宋体" w:hAnsi="Times New Roman"/>
+          <w:rFonts w:ascii="Consolas" w:eastAsia="宋体" w:hAnsi="Consolas" w:hint="eastAsia"/>
+          <w:sz w:val="18"/>
+        </w:rPr>
+      </w:pPr>
+      <w:r>
+        <w:rPr>
+          <w:rFonts w:ascii="Consolas" w:eastAsia="宋体" w:hAnsi="Consolas"/>
           <w:sz w:val="18"/>
         </w:rPr>
         <w:t xml:space="preserve"># </w:t>
       </w:r>
       <w:r>
         <w:rPr>
-          <w:rFonts w:ascii="Times New Roman" w:eastAsia="宋体" w:hAnsi="Times New Roman"/>
+          <w:rFonts w:ascii="Consolas" w:eastAsia="宋体" w:hAnsi="Consolas"/>
           <w:sz w:val="18"/>
         </w:rPr>
         <w:t>真实联调需预先配置自己的</w:t>
       </w:r>
       <w:r>
         <w:rPr>
-          <w:rFonts w:ascii="Times New Roman" w:eastAsia="宋体" w:hAnsi="Times New Roman"/>
+          <w:rFonts w:ascii="Consolas" w:eastAsia="宋体" w:hAnsi="Consolas"/>
           <w:sz w:val="18"/>
         </w:rPr>
         <w:t xml:space="preserve"> OPENAI_API_KEY</w:t>
       </w:r>
       <w:r>
         <w:rPr>
-          <w:rFonts w:ascii="Times New Roman" w:eastAsia="宋体" w:hAnsi="Times New Roman"/>
+          <w:rFonts w:ascii="Consolas" w:eastAsia="宋体" w:hAnsi="Consolas"/>
           <w:sz w:val="18"/>
         </w:rPr>
         <w:t>，会产生费用</w:t>
@@ -1922,13 +1950,13 @@
         <w:spacing w:after="40" w:line="240" w:lineRule="auto"/>
         <w:ind w:left="227"/>
         <w:rPr>
-          <w:rFonts w:ascii="Times New Roman" w:eastAsia="宋体" w:hAnsi="Times New Roman"/>
-          <w:sz w:val="18"/>
-        </w:rPr>
-      </w:pPr>
-      <w:r>
-        <w:rPr>
-          <w:rFonts w:ascii="Times New Roman" w:eastAsia="宋体" w:hAnsi="Times New Roman"/>
+          <w:rFonts w:ascii="Consolas" w:eastAsia="宋体" w:hAnsi="Consolas" w:hint="eastAsia"/>
+          <w:sz w:val="18"/>
+        </w:rPr>
+      </w:pPr>
+      <w:r>
+        <w:rPr>
+          <w:rFonts w:ascii="Consolas" w:eastAsia="宋体" w:hAnsi="Consolas"/>
           <w:sz w:val="18"/>
         </w:rPr>
         <w:t>python tests/benchmark/run_live_api.py --live --evidence ../docs/live-new.json</w:t>
@@ -2115,14 +2143,34 @@
           <w:rFonts w:ascii="Times New Roman" w:eastAsia="宋体" w:hAnsi="Times New Roman"/>
         </w:rPr>
         <w:lastRenderedPageBreak/>
-        <w:t>自动化测试记录保存在</w:t>
-      </w:r>
-      <w:r>
-        <w:rPr>
-          <w:rFonts w:ascii="Times New Roman" w:eastAsia="宋体" w:hAnsi="Times New Roman"/>
-        </w:rPr>
-        <w:t xml:space="preserve"> docs/20261101-pytest-final.xml</w:t>
-      </w:r>
+        <w:t>自动化测试结果见</w:t>
+      </w:r>
+      <w:hyperlink r:id="rId8">
+        <w:r>
+          <w:rPr>
+            <w:rFonts w:ascii="Times New Roman" w:hAnsi="Times New Roman"/>
+            <w:color w:val="2563EB"/>
+            <w:u w:val="single"/>
+          </w:rPr>
+          <w:t>执行记录（</w:t>
+        </w:r>
+        <w:r>
+          <w:rPr>
+            <w:rFonts w:ascii="Times New Roman" w:hAnsi="Times New Roman"/>
+            <w:color w:val="2563EB"/>
+            <w:u w:val="single"/>
+          </w:rPr>
+          <w:t>docs/20261101-pytest-final.xml</w:t>
+        </w:r>
+        <w:r>
+          <w:rPr>
+            <w:rFonts w:ascii="Times New Roman" w:hAnsi="Times New Roman"/>
+            <w:color w:val="2563EB"/>
+            <w:u w:val="single"/>
+          </w:rPr>
+          <w:t>）</w:t>
+        </w:r>
+      </w:hyperlink>
       <w:r>
         <w:rPr>
           <w:rFonts w:ascii="Times New Roman" w:eastAsia="宋体" w:hAnsi="Times New Roman"/>
@@ -2133,8 +2181,42 @@
         <w:rPr>
           <w:rFonts w:ascii="Times New Roman" w:eastAsia="宋体" w:hAnsi="Times New Roman"/>
         </w:rPr>
-        <w:t xml:space="preserve"> output/LIVE_API_TEST_REPORT.md</w:t>
-      </w:r>
+        <w:t xml:space="preserve"> </w:t>
+      </w:r>
+      <w:hyperlink r:id="rId9">
+        <w:r>
+          <w:rPr>
+            <w:rFonts w:ascii="Times New Roman" w:hAnsi="Times New Roman"/>
+            <w:color w:val="2563EB"/>
+            <w:u w:val="single"/>
+          </w:rPr>
+          <w:t xml:space="preserve">API </w:t>
+        </w:r>
+        <w:r>
+          <w:rPr>
+            <w:rFonts w:ascii="Times New Roman" w:hAnsi="Times New Roman"/>
+            <w:color w:val="2563EB"/>
+            <w:u w:val="single"/>
+          </w:rPr>
+          <w:t>测试报告（</w:t>
+        </w:r>
+        <w:r>
+          <w:rPr>
+            <w:rFonts w:ascii="Times New Roman" w:hAnsi="Times New Roman"/>
+            <w:color w:val="2563EB"/>
+            <w:u w:val="single"/>
+          </w:rPr>
+          <w:t>output/LIVE_API_TEST_REPORT.md</w:t>
+        </w:r>
+        <w:r>
+          <w:rPr>
+            <w:rFonts w:ascii="Times New Roman" w:hAnsi="Times New Roman"/>
+            <w:color w:val="2563EB"/>
+            <w:u w:val="single"/>
+          </w:rPr>
+          <w:t>）</w:t>
+        </w:r>
+      </w:hyperlink>
       <w:r>
         <w:rPr>
           <w:rFonts w:ascii="Times New Roman" w:eastAsia="宋体" w:hAnsi="Times New Roman"/>
@@ -2288,8 +2370,8 @@
       </w:r>
     </w:p>
     <w:sectPr>
-      <w:headerReference w:type="default" r:id="rId6"/>
-      <w:footerReference w:type="default" r:id="rId7"/>
+      <w:headerReference w:type="default" r:id="rId10"/>
+      <w:footerReference w:type="default" r:id="rId11"/>
       <w:pgSz w:w="11906" w:h="16838"/>
       <w:pgMar w:top="1134" w:right="1247" w:bottom="1134" w:left="1247" w:header="720" w:footer="720" w:gutter="0"/>
       <w:cols w:space="720"/>
@@ -2349,6 +2431,18 @@
     </w:r>
     <w:r>
       <w:fldChar w:fldCharType="end"/>
+    </w:r>
+    <w:r>
+      <w:rPr>
+        <w:rFonts w:ascii="Times New Roman" w:eastAsia="宋体" w:hAnsi="Times New Roman"/>
+      </w:rPr>
+      <w:t xml:space="preserve"> </w:t>
+    </w:r>
+    <w:r>
+      <w:rPr>
+        <w:rFonts w:ascii="Times New Roman" w:eastAsia="宋体" w:hAnsi="Times New Roman"/>
+      </w:rPr>
+      <w:t>页</w:t>
     </w:r>
   </w:p>
 </w:ftr>
